--- a/Model Selection.docx
+++ b/Model Selection.docx
@@ -1,6 +1,6 @@
 
 <file path=word/document.xml><?xml version="1.0" encoding="utf-8"?>
-<w:document xmlns:wpc="http://schemas.microsoft.com/office/word/2010/wordprocessingCanvas" xmlns:cx="http://schemas.microsoft.com/office/drawing/2014/chartex" xmlns:cx1="http://schemas.microsoft.com/office/drawing/2015/9/8/chartex" xmlns:cx2="http://schemas.microsoft.com/office/drawing/2015/10/21/chartex" xmlns:cx3="http://schemas.microsoft.com/office/drawing/2016/5/9/chartex" xmlns:cx4="http://schemas.microsoft.com/office/drawing/2016/5/10/chartex" xmlns:cx5="http://schemas.microsoft.com/office/drawing/2016/5/11/chartex" xmlns:cx6="http://schemas.microsoft.com/office/drawing/2016/5/12/chartex" xmlns:cx7="http://schemas.microsoft.com/office/drawing/2016/5/13/chartex" xmlns:cx8="http://schemas.microsoft.com/office/drawing/2016/5/14/chartex" xmlns:mc="http://schemas.openxmlformats.org/markup-compatibility/2006" xmlns:aink="http://schemas.microsoft.com/office/drawing/2016/ink" xmlns:am3d="http://schemas.microsoft.com/office/drawing/2017/model3d" xmlns:o="urn:schemas-microsoft-com:office:office" xmlns:oel="http://schemas.microsoft.com/office/2019/extlst" xmlns:r="http://schemas.openxmlformats.org/officeDocument/2006/relationships" xmlns:m="http://schemas.openxmlformats.org/officeDocument/2006/math" xmlns:v="urn:schemas-microsoft-com:vml" xmlns:wp14="http://schemas.microsoft.com/office/word/2010/wordprocessingDrawing" xmlns:wp="http://schemas.openxmlformats.org/drawingml/2006/wordprocessingDrawing" xmlns:w10="urn:schemas-microsoft-com:office:word" xmlns:w="http://schemas.openxmlformats.org/wordprocessingml/2006/main" xmlns:w14="http://schemas.microsoft.com/office/word/2010/wordml" xmlns:w15="http://schemas.microsoft.com/office/word/2012/wordml" xmlns:w16cex="http://schemas.microsoft.com/office/word/2018/wordml/cex" xmlns:w16cid="http://schemas.microsoft.com/office/word/2016/wordml/cid" xmlns:w16="http://schemas.microsoft.com/office/word/2018/wordml" xmlns:w16du="http://schemas.microsoft.com/office/word/2023/wordml/word16du" xmlns:w16sdtdh="http://schemas.microsoft.com/office/word/2020/wordml/sdtdatahash" xmlns:w16sdtfl="http://schemas.microsoft.com/office/word/2024/wordml/sdtformatlock" xmlns:w16se="http://schemas.microsoft.com/office/word/2015/wordml/symex" xmlns:wpg="http://schemas.microsoft.com/office/word/2010/wordprocessingGroup" xmlns:wpi="http://schemas.microsoft.com/office/word/2010/wordprocessingInk" xmlns:wne="http://schemas.microsoft.com/office/word/2006/wordml" xmlns:wps="http://schemas.microsoft.com/office/word/2010/wordprocessingShape" mc:Ignorable="w14 w15 w16se w16cid w16 w16cex w16sdtdh w16sdtfl w16du wp14">
+<w:document xmlns:wpc="http://schemas.microsoft.com/office/word/2010/wordprocessingCanvas" xmlns:cx="http://schemas.microsoft.com/office/drawing/2014/chartex" xmlns:cx1="http://schemas.microsoft.com/office/drawing/2015/9/8/chartex" xmlns:cx2="http://schemas.microsoft.com/office/drawing/2015/10/21/chartex" xmlns:cx3="http://schemas.microsoft.com/office/drawing/2016/5/9/chartex" xmlns:cx4="http://schemas.microsoft.com/office/drawing/2016/5/10/chartex" xmlns:cx5="http://schemas.microsoft.com/office/drawing/2016/5/11/chartex" xmlns:cx6="http://schemas.microsoft.com/office/drawing/2016/5/12/chartex" xmlns:cx7="http://schemas.microsoft.com/office/drawing/2016/5/13/chartex" xmlns:cx8="http://schemas.microsoft.com/office/drawing/2016/5/14/chartex" xmlns:mc="http://schemas.openxmlformats.org/markup-compatibility/2006" xmlns:m="http://schemas.openxmlformats.org/officeDocument/2006/math" xmlns:aink="http://schemas.microsoft.com/office/drawing/2016/ink" xmlns:am3d="http://schemas.microsoft.com/office/drawing/2017/model3d" xmlns:oel="http://schemas.microsoft.com/office/2019/extlst" xmlns:r="http://schemas.openxmlformats.org/officeDocument/2006/relationships" xmlns:wp14="http://schemas.microsoft.com/office/word/2010/wordprocessingDrawing" xmlns:wp="http://schemas.openxmlformats.org/drawingml/2006/wordprocessingDrawing" xmlns:wpg="http://schemas.microsoft.com/office/word/2010/wordprocessingGroup" xmlns:wpi="http://schemas.microsoft.com/office/word/2010/wordprocessingInk" xmlns:wps="http://schemas.microsoft.com/office/word/2010/wordprocessingShape" xmlns:o="urn:schemas-microsoft-com:office:office" xmlns:v="urn:schemas-microsoft-com:vml" xmlns:w10="urn:schemas-microsoft-com:office:word" xmlns:w="http://schemas.openxmlformats.org/wordprocessingml/2006/main" xmlns:w14="http://schemas.microsoft.com/office/word/2010/wordml" xmlns:w15="http://schemas.microsoft.com/office/word/2012/wordml" xmlns:w16cex="http://schemas.microsoft.com/office/word/2018/wordml/cex" xmlns:w16cid="http://schemas.microsoft.com/office/word/2016/wordml/cid" xmlns:w16="http://schemas.microsoft.com/office/word/2018/wordml" xmlns:w16sdtdh="http://schemas.microsoft.com/office/word/2020/wordml/sdtdatahash" xmlns:w16sdtfl="http://schemas.microsoft.com/office/word/2024/wordml/sdtformatlock" xmlns:w16se="http://schemas.microsoft.com/office/word/2015/wordml/symex" xmlns:w16du="http://schemas.microsoft.com/office/word/2023/wordml/word16du" xmlns:wne="http://schemas.microsoft.com/office/word/2006/wordml" mc:Ignorable="w14 w15 w16se w16cid w16 w16cex w16sdtdh w16sdtfl w16du wp14">
   <w:body>
     <w:p>
       <w:pPr>
@@ -3457,34 +3457,7 @@
                                 <w:sz w:val="18"/>
                                 <w:szCs w:val="20"/>
                               </w:rPr>
-                              <w:t xml:space="preserve"> </w:t>
-                            </w:r>
-                            <w:r>
-                              <w:rPr>
-                                <w:rFonts w:ascii="Arial" w:hAnsi="Arial" w:cs="Arial"/>
-                                <w:color w:val="000000" w:themeColor="text1"/>
-                                <w:sz w:val="18"/>
-                                <w:szCs w:val="20"/>
-                              </w:rPr>
-                              <w:t xml:space="preserve">(n = </w:t>
-                            </w:r>
-                            <w:r>
-                              <w:rPr>
-                                <w:rFonts w:ascii="Arial" w:hAnsi="Arial" w:cs="Arial"/>
-                                <w:color w:val="000000" w:themeColor="text1"/>
-                                <w:sz w:val="18"/>
-                                <w:szCs w:val="20"/>
-                              </w:rPr>
-                              <w:t>1</w:t>
-                            </w:r>
-                            <w:r>
-                              <w:rPr>
-                                <w:rFonts w:ascii="Arial" w:hAnsi="Arial" w:cs="Arial"/>
-                                <w:color w:val="000000" w:themeColor="text1"/>
-                                <w:sz w:val="18"/>
-                                <w:szCs w:val="20"/>
-                              </w:rPr>
-                              <w:t>)</w:t>
+                              <w:t xml:space="preserve"> (n = 1)</w:t>
                             </w:r>
                           </w:p>
                         </w:txbxContent>
@@ -3891,7 +3864,7 @@
         <mc:AlternateContent>
           <mc:Choice Requires="wps">
             <w:drawing>
-              <wp:anchor distT="0" distB="0" distL="114300" distR="114300" simplePos="0" relativeHeight="251746304" behindDoc="0" locked="0" layoutInCell="1" allowOverlap="1" wp14:anchorId="43756F73" wp14:editId="0CD29A4D">
+              <wp:anchor distT="0" distB="0" distL="114300" distR="114300" simplePos="0" relativeHeight="251746304" behindDoc="0" locked="0" layoutInCell="1" allowOverlap="1" wp14:anchorId="43756F73" wp14:editId="63514534">
                 <wp:simplePos x="0" y="0"/>
                 <wp:positionH relativeFrom="column">
                   <wp:posOffset>3060147</wp:posOffset>
@@ -3916,7 +3889,12 @@
                         <a:prstGeom prst="rect">
                           <a:avLst/>
                         </a:prstGeom>
-                        <a:noFill/>
+                        <a:solidFill>
+                          <a:schemeClr val="accent2">
+                            <a:lumMod val="40000"/>
+                            <a:lumOff val="60000"/>
+                          </a:schemeClr>
+                        </a:solidFill>
                         <a:ln>
                           <a:solidFill>
                             <a:schemeClr val="tx1"/>
@@ -3960,52 +3938,23 @@
                               </w:rPr>
                               <w:t xml:space="preserve">Eligible-models-ensemble, </w:t>
                             </w:r>
-                          </w:p>
-                          <w:p>
-                            <w:pPr>
-                              <w:spacing w:after="0" w:line="240" w:lineRule="auto"/>
-                              <w:rPr>
-                                <w:rFonts w:ascii="Arial" w:hAnsi="Arial" w:cs="Arial"/>
-                                <w:color w:val="000000" w:themeColor="text1"/>
-                                <w:sz w:val="18"/>
-                                <w:szCs w:val="20"/>
-                              </w:rPr>
-                            </w:pPr>
-                            <w:r>
-                              <w:rPr>
-                                <w:rFonts w:ascii="Arial" w:hAnsi="Arial" w:cs="Arial"/>
-                                <w:color w:val="000000" w:themeColor="text1"/>
-                                <w:sz w:val="18"/>
-                                <w:szCs w:val="20"/>
-                              </w:rPr>
-                              <w:t>per-capita</w:t>
-                            </w:r>
-                            <w:r>
-                              <w:rPr>
-                                <w:rFonts w:ascii="Arial" w:hAnsi="Arial" w:cs="Arial"/>
-                                <w:color w:val="000000" w:themeColor="text1"/>
-                                <w:sz w:val="18"/>
-                                <w:szCs w:val="20"/>
-                              </w:rPr>
-                              <w:t xml:space="preserve"> (n = </w:t>
-                            </w:r>
-                            <w:r>
-                              <w:rPr>
-                                <w:rFonts w:ascii="Arial" w:hAnsi="Arial" w:cs="Arial"/>
-                                <w:color w:val="000000" w:themeColor="text1"/>
-                                <w:sz w:val="18"/>
-                                <w:szCs w:val="20"/>
-                              </w:rPr>
-                              <w:t>2</w:t>
-                            </w:r>
-                            <w:r>
-                              <w:rPr>
-                                <w:rFonts w:ascii="Arial" w:hAnsi="Arial" w:cs="Arial"/>
-                                <w:color w:val="000000" w:themeColor="text1"/>
-                                <w:sz w:val="18"/>
-                                <w:szCs w:val="20"/>
-                              </w:rPr>
-                              <w:t>)</w:t>
+                            <w:r>
+                              <w:rPr>
+                                <w:rFonts w:ascii="Arial" w:hAnsi="Arial" w:cs="Arial"/>
+                                <w:color w:val="000000" w:themeColor="text1"/>
+                                <w:sz w:val="18"/>
+                                <w:szCs w:val="20"/>
+                              </w:rPr>
+                              <w:t xml:space="preserve">recent-case-counts, </w:t>
+                            </w:r>
+                            <w:r>
+                              <w:rPr>
+                                <w:rFonts w:ascii="Arial" w:hAnsi="Arial" w:cs="Arial"/>
+                                <w:color w:val="000000" w:themeColor="text1"/>
+                                <w:sz w:val="18"/>
+                                <w:szCs w:val="20"/>
+                              </w:rPr>
+                              <w:t>per-capita (n = 2)</w:t>
                             </w:r>
                           </w:p>
                         </w:txbxContent>
@@ -4024,7 +3973,7 @@
           </mc:Choice>
           <mc:Fallback>
             <w:pict>
-              <v:rect w14:anchorId="43756F73" id="Rectangle 1625399838" o:spid="_x0000_s1038" style="position:absolute;margin-left:240.95pt;margin-top:12.2pt;width:160.2pt;height:31.75pt;z-index:251746304;visibility:visible;mso-wrap-style:square;mso-wrap-distance-left:9pt;mso-wrap-distance-top:0;mso-wrap-distance-right:9pt;mso-wrap-distance-bottom:0;mso-position-horizontal:absolute;mso-position-horizontal-relative:text;mso-position-vertical:absolute;mso-position-vertical-relative:text;v-text-anchor:middle" o:gfxdata="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" filled="f" strokecolor="black [3213]" strokeweight="1pt">
+              <v:rect w14:anchorId="43756F73" id="Rectangle 1625399838" o:spid="_x0000_s1038" style="position:absolute;margin-left:240.95pt;margin-top:12.2pt;width:160.2pt;height:31.75pt;z-index:251746304;visibility:visible;mso-wrap-style:square;mso-wrap-distance-left:9pt;mso-wrap-distance-top:0;mso-wrap-distance-right:9pt;mso-wrap-distance-bottom:0;mso-position-horizontal:absolute;mso-position-horizontal-relative:text;mso-position-vertical:absolute;mso-position-vertical-relative:text;v-text-anchor:middle" o:gfxdata="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" fillcolor="#f7caac [1301]" strokecolor="black [3213]" strokeweight="1pt">
                 <v:textbox>
                   <w:txbxContent>
                     <w:p>
@@ -4046,52 +3995,23 @@
                         </w:rPr>
                         <w:t xml:space="preserve">Eligible-models-ensemble, </w:t>
                       </w:r>
-                    </w:p>
-                    <w:p>
-                      <w:pPr>
-                        <w:spacing w:after="0" w:line="240" w:lineRule="auto"/>
-                        <w:rPr>
-                          <w:rFonts w:ascii="Arial" w:hAnsi="Arial" w:cs="Arial"/>
-                          <w:color w:val="000000" w:themeColor="text1"/>
-                          <w:sz w:val="18"/>
-                          <w:szCs w:val="20"/>
-                        </w:rPr>
-                      </w:pPr>
-                      <w:r>
-                        <w:rPr>
-                          <w:rFonts w:ascii="Arial" w:hAnsi="Arial" w:cs="Arial"/>
-                          <w:color w:val="000000" w:themeColor="text1"/>
-                          <w:sz w:val="18"/>
-                          <w:szCs w:val="20"/>
-                        </w:rPr>
-                        <w:t>per-capita</w:t>
-                      </w:r>
-                      <w:r>
-                        <w:rPr>
-                          <w:rFonts w:ascii="Arial" w:hAnsi="Arial" w:cs="Arial"/>
-                          <w:color w:val="000000" w:themeColor="text1"/>
-                          <w:sz w:val="18"/>
-                          <w:szCs w:val="20"/>
-                        </w:rPr>
-                        <w:t xml:space="preserve"> (n = </w:t>
-                      </w:r>
-                      <w:r>
-                        <w:rPr>
-                          <w:rFonts w:ascii="Arial" w:hAnsi="Arial" w:cs="Arial"/>
-                          <w:color w:val="000000" w:themeColor="text1"/>
-                          <w:sz w:val="18"/>
-                          <w:szCs w:val="20"/>
-                        </w:rPr>
-                        <w:t>2</w:t>
-                      </w:r>
-                      <w:r>
-                        <w:rPr>
-                          <w:rFonts w:ascii="Arial" w:hAnsi="Arial" w:cs="Arial"/>
-                          <w:color w:val="000000" w:themeColor="text1"/>
-                          <w:sz w:val="18"/>
-                          <w:szCs w:val="20"/>
-                        </w:rPr>
-                        <w:t>)</w:t>
+                      <w:r>
+                        <w:rPr>
+                          <w:rFonts w:ascii="Arial" w:hAnsi="Arial" w:cs="Arial"/>
+                          <w:color w:val="000000" w:themeColor="text1"/>
+                          <w:sz w:val="18"/>
+                          <w:szCs w:val="20"/>
+                        </w:rPr>
+                        <w:t xml:space="preserve">recent-case-counts, </w:t>
+                      </w:r>
+                      <w:r>
+                        <w:rPr>
+                          <w:rFonts w:ascii="Arial" w:hAnsi="Arial" w:cs="Arial"/>
+                          <w:color w:val="000000" w:themeColor="text1"/>
+                          <w:sz w:val="18"/>
+                          <w:szCs w:val="20"/>
+                        </w:rPr>
+                        <w:t>per-capita (n = 2)</w:t>
                       </w:r>
                     </w:p>
                   </w:txbxContent>
@@ -4701,7 +4621,7 @@
 </file>
 
 <file path=word/endnotes.xml><?xml version="1.0" encoding="utf-8"?>
-<w:endnotes xmlns:wpc="http://schemas.microsoft.com/office/word/2010/wordprocessingCanvas" xmlns:cx="http://schemas.microsoft.com/office/drawing/2014/chartex" xmlns:cx1="http://schemas.microsoft.com/office/drawing/2015/9/8/chartex" xmlns:cx2="http://schemas.microsoft.com/office/drawing/2015/10/21/chartex" xmlns:cx3="http://schemas.microsoft.com/office/drawing/2016/5/9/chartex" xmlns:cx4="http://schemas.microsoft.com/office/drawing/2016/5/10/chartex" xmlns:cx5="http://schemas.microsoft.com/office/drawing/2016/5/11/chartex" xmlns:cx6="http://schemas.microsoft.com/office/drawing/2016/5/12/chartex" xmlns:cx7="http://schemas.microsoft.com/office/drawing/2016/5/13/chartex" xmlns:cx8="http://schemas.microsoft.com/office/drawing/2016/5/14/chartex" xmlns:mc="http://schemas.openxmlformats.org/markup-compatibility/2006" xmlns:aink="http://schemas.microsoft.com/office/drawing/2016/ink" xmlns:am3d="http://schemas.microsoft.com/office/drawing/2017/model3d" xmlns:o="urn:schemas-microsoft-com:office:office" xmlns:oel="http://schemas.microsoft.com/office/2019/extlst" xmlns:r="http://schemas.openxmlformats.org/officeDocument/2006/relationships" xmlns:m="http://schemas.openxmlformats.org/officeDocument/2006/math" xmlns:v="urn:schemas-microsoft-com:vml" xmlns:wp14="http://schemas.microsoft.com/office/word/2010/wordprocessingDrawing" xmlns:wp="http://schemas.openxmlformats.org/drawingml/2006/wordprocessingDrawing" xmlns:w10="urn:schemas-microsoft-com:office:word" xmlns:w="http://schemas.openxmlformats.org/wordprocessingml/2006/main" xmlns:w14="http://schemas.microsoft.com/office/word/2010/wordml" xmlns:w15="http://schemas.microsoft.com/office/word/2012/wordml" xmlns:w16cex="http://schemas.microsoft.com/office/word/2018/wordml/cex" xmlns:w16cid="http://schemas.microsoft.com/office/word/2016/wordml/cid" xmlns:w16="http://schemas.microsoft.com/office/word/2018/wordml" xmlns:w16du="http://schemas.microsoft.com/office/word/2023/wordml/word16du" xmlns:w16sdtdh="http://schemas.microsoft.com/office/word/2020/wordml/sdtdatahash" xmlns:w16sdtfl="http://schemas.microsoft.com/office/word/2024/wordml/sdtformatlock" xmlns:w16se="http://schemas.microsoft.com/office/word/2015/wordml/symex" xmlns:wpg="http://schemas.microsoft.com/office/word/2010/wordprocessingGroup" xmlns:wpi="http://schemas.microsoft.com/office/word/2010/wordprocessingInk" xmlns:wne="http://schemas.microsoft.com/office/word/2006/wordml" xmlns:wps="http://schemas.microsoft.com/office/word/2010/wordprocessingShape" mc:Ignorable="w14 w15 w16se w16cid w16 w16cex w16sdtdh w16sdtfl w16du wp14">
+<w:endnotes xmlns:wpc="http://schemas.microsoft.com/office/word/2010/wordprocessingCanvas" xmlns:cx="http://schemas.microsoft.com/office/drawing/2014/chartex" xmlns:cx1="http://schemas.microsoft.com/office/drawing/2015/9/8/chartex" xmlns:cx2="http://schemas.microsoft.com/office/drawing/2015/10/21/chartex" xmlns:cx3="http://schemas.microsoft.com/office/drawing/2016/5/9/chartex" xmlns:cx4="http://schemas.microsoft.com/office/drawing/2016/5/10/chartex" xmlns:cx5="http://schemas.microsoft.com/office/drawing/2016/5/11/chartex" xmlns:cx6="http://schemas.microsoft.com/office/drawing/2016/5/12/chartex" xmlns:cx7="http://schemas.microsoft.com/office/drawing/2016/5/13/chartex" xmlns:cx8="http://schemas.microsoft.com/office/drawing/2016/5/14/chartex" xmlns:mc="http://schemas.openxmlformats.org/markup-compatibility/2006" xmlns:m="http://schemas.openxmlformats.org/officeDocument/2006/math" xmlns:aink="http://schemas.microsoft.com/office/drawing/2016/ink" xmlns:am3d="http://schemas.microsoft.com/office/drawing/2017/model3d" xmlns:oel="http://schemas.microsoft.com/office/2019/extlst" xmlns:r="http://schemas.openxmlformats.org/officeDocument/2006/relationships" xmlns:wp14="http://schemas.microsoft.com/office/word/2010/wordprocessingDrawing" xmlns:wp="http://schemas.openxmlformats.org/drawingml/2006/wordprocessingDrawing" xmlns:wpg="http://schemas.microsoft.com/office/word/2010/wordprocessingGroup" xmlns:wpi="http://schemas.microsoft.com/office/word/2010/wordprocessingInk" xmlns:wps="http://schemas.microsoft.com/office/word/2010/wordprocessingShape" xmlns:o="urn:schemas-microsoft-com:office:office" xmlns:v="urn:schemas-microsoft-com:vml" xmlns:w10="urn:schemas-microsoft-com:office:word" xmlns:w="http://schemas.openxmlformats.org/wordprocessingml/2006/main" xmlns:w14="http://schemas.microsoft.com/office/word/2010/wordml" xmlns:w15="http://schemas.microsoft.com/office/word/2012/wordml" xmlns:w16cex="http://schemas.microsoft.com/office/word/2018/wordml/cex" xmlns:w16cid="http://schemas.microsoft.com/office/word/2016/wordml/cid" xmlns:w16="http://schemas.microsoft.com/office/word/2018/wordml" xmlns:w16sdtdh="http://schemas.microsoft.com/office/word/2020/wordml/sdtdatahash" xmlns:w16sdtfl="http://schemas.microsoft.com/office/word/2024/wordml/sdtformatlock" xmlns:w16se="http://schemas.microsoft.com/office/word/2015/wordml/symex" xmlns:w16du="http://schemas.microsoft.com/office/word/2023/wordml/word16du" xmlns:wne="http://schemas.microsoft.com/office/word/2006/wordml" mc:Ignorable="w14 w15 w16se w16cid w16 w16cex w16sdtdh w16sdtfl w16du wp14">
   <w:endnote w:type="separator" w:id="-1">
     <w:p>
       <w:pPr>
@@ -4726,7 +4646,7 @@
 </file>
 
 <file path=word/footer1.xml><?xml version="1.0" encoding="utf-8"?>
-<w:ftr xmlns:wpc="http://schemas.microsoft.com/office/word/2010/wordprocessingCanvas" xmlns:cx="http://schemas.microsoft.com/office/drawing/2014/chartex" xmlns:cx1="http://schemas.microsoft.com/office/drawing/2015/9/8/chartex" xmlns:cx2="http://schemas.microsoft.com/office/drawing/2015/10/21/chartex" xmlns:cx3="http://schemas.microsoft.com/office/drawing/2016/5/9/chartex" xmlns:cx4="http://schemas.microsoft.com/office/drawing/2016/5/10/chartex" xmlns:cx5="http://schemas.microsoft.com/office/drawing/2016/5/11/chartex" xmlns:cx6="http://schemas.microsoft.com/office/drawing/2016/5/12/chartex" xmlns:cx7="http://schemas.microsoft.com/office/drawing/2016/5/13/chartex" xmlns:cx8="http://schemas.microsoft.com/office/drawing/2016/5/14/chartex" xmlns:mc="http://schemas.openxmlformats.org/markup-compatibility/2006" xmlns:aink="http://schemas.microsoft.com/office/drawing/2016/ink" xmlns:am3d="http://schemas.microsoft.com/office/drawing/2017/model3d" xmlns:o="urn:schemas-microsoft-com:office:office" xmlns:oel="http://schemas.microsoft.com/office/2019/extlst" xmlns:r="http://schemas.openxmlformats.org/officeDocument/2006/relationships" xmlns:m="http://schemas.openxmlformats.org/officeDocument/2006/math" xmlns:v="urn:schemas-microsoft-com:vml" xmlns:wp14="http://schemas.microsoft.com/office/word/2010/wordprocessingDrawing" xmlns:wp="http://schemas.openxmlformats.org/drawingml/2006/wordprocessingDrawing" xmlns:w10="urn:schemas-microsoft-com:office:word" xmlns:w="http://schemas.openxmlformats.org/wordprocessingml/2006/main" xmlns:w14="http://schemas.microsoft.com/office/word/2010/wordml" xmlns:w15="http://schemas.microsoft.com/office/word/2012/wordml" xmlns:w16cex="http://schemas.microsoft.com/office/word/2018/wordml/cex" xmlns:w16cid="http://schemas.microsoft.com/office/word/2016/wordml/cid" xmlns:w16="http://schemas.microsoft.com/office/word/2018/wordml" xmlns:w16du="http://schemas.microsoft.com/office/word/2023/wordml/word16du" xmlns:w16sdtdh="http://schemas.microsoft.com/office/word/2020/wordml/sdtdatahash" xmlns:w16sdtfl="http://schemas.microsoft.com/office/word/2024/wordml/sdtformatlock" xmlns:w16se="http://schemas.microsoft.com/office/word/2015/wordml/symex" xmlns:wpg="http://schemas.microsoft.com/office/word/2010/wordprocessingGroup" xmlns:wpi="http://schemas.microsoft.com/office/word/2010/wordprocessingInk" xmlns:wne="http://schemas.microsoft.com/office/word/2006/wordml" xmlns:wps="http://schemas.microsoft.com/office/word/2010/wordprocessingShape" mc:Ignorable="w14 w15 w16se w16cid w16 w16cex w16sdtdh w16sdtfl w16du wp14">
+<w:ftr xmlns:wpc="http://schemas.microsoft.com/office/word/2010/wordprocessingCanvas" xmlns:cx="http://schemas.microsoft.com/office/drawing/2014/chartex" xmlns:cx1="http://schemas.microsoft.com/office/drawing/2015/9/8/chartex" xmlns:cx2="http://schemas.microsoft.com/office/drawing/2015/10/21/chartex" xmlns:cx3="http://schemas.microsoft.com/office/drawing/2016/5/9/chartex" xmlns:cx4="http://schemas.microsoft.com/office/drawing/2016/5/10/chartex" xmlns:cx5="http://schemas.microsoft.com/office/drawing/2016/5/11/chartex" xmlns:cx6="http://schemas.microsoft.com/office/drawing/2016/5/12/chartex" xmlns:cx7="http://schemas.microsoft.com/office/drawing/2016/5/13/chartex" xmlns:cx8="http://schemas.microsoft.com/office/drawing/2016/5/14/chartex" xmlns:mc="http://schemas.openxmlformats.org/markup-compatibility/2006" xmlns:m="http://schemas.openxmlformats.org/officeDocument/2006/math" xmlns:aink="http://schemas.microsoft.com/office/drawing/2016/ink" xmlns:am3d="http://schemas.microsoft.com/office/drawing/2017/model3d" xmlns:oel="http://schemas.microsoft.com/office/2019/extlst" xmlns:r="http://schemas.openxmlformats.org/officeDocument/2006/relationships" xmlns:wp14="http://schemas.microsoft.com/office/word/2010/wordprocessingDrawing" xmlns:wp="http://schemas.openxmlformats.org/drawingml/2006/wordprocessingDrawing" xmlns:wpg="http://schemas.microsoft.com/office/word/2010/wordprocessingGroup" xmlns:wpi="http://schemas.microsoft.com/office/word/2010/wordprocessingInk" xmlns:wps="http://schemas.microsoft.com/office/word/2010/wordprocessingShape" xmlns:o="urn:schemas-microsoft-com:office:office" xmlns:v="urn:schemas-microsoft-com:vml" xmlns:w10="urn:schemas-microsoft-com:office:word" xmlns:w="http://schemas.openxmlformats.org/wordprocessingml/2006/main" xmlns:w14="http://schemas.microsoft.com/office/word/2010/wordml" xmlns:w15="http://schemas.microsoft.com/office/word/2012/wordml" xmlns:w16cex="http://schemas.microsoft.com/office/word/2018/wordml/cex" xmlns:w16cid="http://schemas.microsoft.com/office/word/2016/wordml/cid" xmlns:w16="http://schemas.microsoft.com/office/word/2018/wordml" xmlns:w16sdtdh="http://schemas.microsoft.com/office/word/2020/wordml/sdtdatahash" xmlns:w16sdtfl="http://schemas.microsoft.com/office/word/2024/wordml/sdtformatlock" xmlns:w16se="http://schemas.microsoft.com/office/word/2015/wordml/symex" xmlns:w16du="http://schemas.microsoft.com/office/word/2023/wordml/word16du" xmlns:wne="http://schemas.microsoft.com/office/word/2006/wordml" mc:Ignorable="w14 w15 w16se w16cid w16 w16cex w16sdtdh w16sdtfl w16du wp14">
   <w:p>
     <w:pPr>
       <w:pStyle w:val="Footer"/>
@@ -4736,7 +4656,7 @@
 </file>
 
 <file path=word/footer2.xml><?xml version="1.0" encoding="utf-8"?>
-<w:ftr xmlns:wpc="http://schemas.microsoft.com/office/word/2010/wordprocessingCanvas" xmlns:cx="http://schemas.microsoft.com/office/drawing/2014/chartex" xmlns:cx1="http://schemas.microsoft.com/office/drawing/2015/9/8/chartex" xmlns:cx2="http://schemas.microsoft.com/office/drawing/2015/10/21/chartex" xmlns:cx3="http://schemas.microsoft.com/office/drawing/2016/5/9/chartex" xmlns:cx4="http://schemas.microsoft.com/office/drawing/2016/5/10/chartex" xmlns:cx5="http://schemas.microsoft.com/office/drawing/2016/5/11/chartex" xmlns:cx6="http://schemas.microsoft.com/office/drawing/2016/5/12/chartex" xmlns:cx7="http://schemas.microsoft.com/office/drawing/2016/5/13/chartex" xmlns:cx8="http://schemas.microsoft.com/office/drawing/2016/5/14/chartex" xmlns:mc="http://schemas.openxmlformats.org/markup-compatibility/2006" xmlns:aink="http://schemas.microsoft.com/office/drawing/2016/ink" xmlns:am3d="http://schemas.microsoft.com/office/drawing/2017/model3d" xmlns:o="urn:schemas-microsoft-com:office:office" xmlns:oel="http://schemas.microsoft.com/office/2019/extlst" xmlns:r="http://schemas.openxmlformats.org/officeDocument/2006/relationships" xmlns:m="http://schemas.openxmlformats.org/officeDocument/2006/math" xmlns:v="urn:schemas-microsoft-com:vml" xmlns:wp14="http://schemas.microsoft.com/office/word/2010/wordprocessingDrawing" xmlns:wp="http://schemas.openxmlformats.org/drawingml/2006/wordprocessingDrawing" xmlns:w10="urn:schemas-microsoft-com:office:word" xmlns:w="http://schemas.openxmlformats.org/wordprocessingml/2006/main" xmlns:w14="http://schemas.microsoft.com/office/word/2010/wordml" xmlns:w15="http://schemas.microsoft.com/office/word/2012/wordml" xmlns:w16cex="http://schemas.microsoft.com/office/word/2018/wordml/cex" xmlns:w16cid="http://schemas.microsoft.com/office/word/2016/wordml/cid" xmlns:w16="http://schemas.microsoft.com/office/word/2018/wordml" xmlns:w16du="http://schemas.microsoft.com/office/word/2023/wordml/word16du" xmlns:w16sdtdh="http://schemas.microsoft.com/office/word/2020/wordml/sdtdatahash" xmlns:w16sdtfl="http://schemas.microsoft.com/office/word/2024/wordml/sdtformatlock" xmlns:w16se="http://schemas.microsoft.com/office/word/2015/wordml/symex" xmlns:wpg="http://schemas.microsoft.com/office/word/2010/wordprocessingGroup" xmlns:wpi="http://schemas.microsoft.com/office/word/2010/wordprocessingInk" xmlns:wne="http://schemas.microsoft.com/office/word/2006/wordml" xmlns:wps="http://schemas.microsoft.com/office/word/2010/wordprocessingShape" mc:Ignorable="w14 w15 w16se w16cid w16 w16cex w16sdtdh w16sdtfl w16du wp14">
+<w:ftr xmlns:wpc="http://schemas.microsoft.com/office/word/2010/wordprocessingCanvas" xmlns:cx="http://schemas.microsoft.com/office/drawing/2014/chartex" xmlns:cx1="http://schemas.microsoft.com/office/drawing/2015/9/8/chartex" xmlns:cx2="http://schemas.microsoft.com/office/drawing/2015/10/21/chartex" xmlns:cx3="http://schemas.microsoft.com/office/drawing/2016/5/9/chartex" xmlns:cx4="http://schemas.microsoft.com/office/drawing/2016/5/10/chartex" xmlns:cx5="http://schemas.microsoft.com/office/drawing/2016/5/11/chartex" xmlns:cx6="http://schemas.microsoft.com/office/drawing/2016/5/12/chartex" xmlns:cx7="http://schemas.microsoft.com/office/drawing/2016/5/13/chartex" xmlns:cx8="http://schemas.microsoft.com/office/drawing/2016/5/14/chartex" xmlns:mc="http://schemas.openxmlformats.org/markup-compatibility/2006" xmlns:m="http://schemas.openxmlformats.org/officeDocument/2006/math" xmlns:aink="http://schemas.microsoft.com/office/drawing/2016/ink" xmlns:am3d="http://schemas.microsoft.com/office/drawing/2017/model3d" xmlns:oel="http://schemas.microsoft.com/office/2019/extlst" xmlns:r="http://schemas.openxmlformats.org/officeDocument/2006/relationships" xmlns:wp14="http://schemas.microsoft.com/office/word/2010/wordprocessingDrawing" xmlns:wp="http://schemas.openxmlformats.org/drawingml/2006/wordprocessingDrawing" xmlns:wpg="http://schemas.microsoft.com/office/word/2010/wordprocessingGroup" xmlns:wpi="http://schemas.microsoft.com/office/word/2010/wordprocessingInk" xmlns:wps="http://schemas.microsoft.com/office/word/2010/wordprocessingShape" xmlns:o="urn:schemas-microsoft-com:office:office" xmlns:v="urn:schemas-microsoft-com:vml" xmlns:w10="urn:schemas-microsoft-com:office:word" xmlns:w="http://schemas.openxmlformats.org/wordprocessingml/2006/main" xmlns:w14="http://schemas.microsoft.com/office/word/2010/wordml" xmlns:w15="http://schemas.microsoft.com/office/word/2012/wordml" xmlns:w16cex="http://schemas.microsoft.com/office/word/2018/wordml/cex" xmlns:w16cid="http://schemas.microsoft.com/office/word/2016/wordml/cid" xmlns:w16="http://schemas.microsoft.com/office/word/2018/wordml" xmlns:w16sdtdh="http://schemas.microsoft.com/office/word/2020/wordml/sdtdatahash" xmlns:w16sdtfl="http://schemas.microsoft.com/office/word/2024/wordml/sdtformatlock" xmlns:w16se="http://schemas.microsoft.com/office/word/2015/wordml/symex" xmlns:w16du="http://schemas.microsoft.com/office/word/2023/wordml/word16du" xmlns:wne="http://schemas.microsoft.com/office/word/2006/wordml" mc:Ignorable="w14 w15 w16se w16cid w16 w16cex w16sdtdh w16sdtfl w16du wp14">
   <w:p>
     <w:pPr>
       <w:pStyle w:val="Footer"/>
@@ -4746,7 +4666,7 @@
 </file>
 
 <file path=word/footer3.xml><?xml version="1.0" encoding="utf-8"?>
-<w:ftr xmlns:wpc="http://schemas.microsoft.com/office/word/2010/wordprocessingCanvas" xmlns:cx="http://schemas.microsoft.com/office/drawing/2014/chartex" xmlns:cx1="http://schemas.microsoft.com/office/drawing/2015/9/8/chartex" xmlns:cx2="http://schemas.microsoft.com/office/drawing/2015/10/21/chartex" xmlns:cx3="http://schemas.microsoft.com/office/drawing/2016/5/9/chartex" xmlns:cx4="http://schemas.microsoft.com/office/drawing/2016/5/10/chartex" xmlns:cx5="http://schemas.microsoft.com/office/drawing/2016/5/11/chartex" xmlns:cx6="http://schemas.microsoft.com/office/drawing/2016/5/12/chartex" xmlns:cx7="http://schemas.microsoft.com/office/drawing/2016/5/13/chartex" xmlns:cx8="http://schemas.microsoft.com/office/drawing/2016/5/14/chartex" xmlns:mc="http://schemas.openxmlformats.org/markup-compatibility/2006" xmlns:aink="http://schemas.microsoft.com/office/drawing/2016/ink" xmlns:am3d="http://schemas.microsoft.com/office/drawing/2017/model3d" xmlns:o="urn:schemas-microsoft-com:office:office" xmlns:oel="http://schemas.microsoft.com/office/2019/extlst" xmlns:r="http://schemas.openxmlformats.org/officeDocument/2006/relationships" xmlns:m="http://schemas.openxmlformats.org/officeDocument/2006/math" xmlns:v="urn:schemas-microsoft-com:vml" xmlns:wp14="http://schemas.microsoft.com/office/word/2010/wordprocessingDrawing" xmlns:wp="http://schemas.openxmlformats.org/drawingml/2006/wordprocessingDrawing" xmlns:w10="urn:schemas-microsoft-com:office:word" xmlns:w="http://schemas.openxmlformats.org/wordprocessingml/2006/main" xmlns:w14="http://schemas.microsoft.com/office/word/2010/wordml" xmlns:w15="http://schemas.microsoft.com/office/word/2012/wordml" xmlns:w16cex="http://schemas.microsoft.com/office/word/2018/wordml/cex" xmlns:w16cid="http://schemas.microsoft.com/office/word/2016/wordml/cid" xmlns:w16="http://schemas.microsoft.com/office/word/2018/wordml" xmlns:w16du="http://schemas.microsoft.com/office/word/2023/wordml/word16du" xmlns:w16sdtdh="http://schemas.microsoft.com/office/word/2020/wordml/sdtdatahash" xmlns:w16sdtfl="http://schemas.microsoft.com/office/word/2024/wordml/sdtformatlock" xmlns:w16se="http://schemas.microsoft.com/office/word/2015/wordml/symex" xmlns:wpg="http://schemas.microsoft.com/office/word/2010/wordprocessingGroup" xmlns:wpi="http://schemas.microsoft.com/office/word/2010/wordprocessingInk" xmlns:wne="http://schemas.microsoft.com/office/word/2006/wordml" xmlns:wps="http://schemas.microsoft.com/office/word/2010/wordprocessingShape" mc:Ignorable="w14 w15 w16se w16cid w16 w16cex w16sdtdh w16sdtfl w16du wp14">
+<w:ftr xmlns:wpc="http://schemas.microsoft.com/office/word/2010/wordprocessingCanvas" xmlns:cx="http://schemas.microsoft.com/office/drawing/2014/chartex" xmlns:cx1="http://schemas.microsoft.com/office/drawing/2015/9/8/chartex" xmlns:cx2="http://schemas.microsoft.com/office/drawing/2015/10/21/chartex" xmlns:cx3="http://schemas.microsoft.com/office/drawing/2016/5/9/chartex" xmlns:cx4="http://schemas.microsoft.com/office/drawing/2016/5/10/chartex" xmlns:cx5="http://schemas.microsoft.com/office/drawing/2016/5/11/chartex" xmlns:cx6="http://schemas.microsoft.com/office/drawing/2016/5/12/chartex" xmlns:cx7="http://schemas.microsoft.com/office/drawing/2016/5/13/chartex" xmlns:cx8="http://schemas.microsoft.com/office/drawing/2016/5/14/chartex" xmlns:mc="http://schemas.openxmlformats.org/markup-compatibility/2006" xmlns:m="http://schemas.openxmlformats.org/officeDocument/2006/math" xmlns:aink="http://schemas.microsoft.com/office/drawing/2016/ink" xmlns:am3d="http://schemas.microsoft.com/office/drawing/2017/model3d" xmlns:oel="http://schemas.microsoft.com/office/2019/extlst" xmlns:r="http://schemas.openxmlformats.org/officeDocument/2006/relationships" xmlns:wp14="http://schemas.microsoft.com/office/word/2010/wordprocessingDrawing" xmlns:wp="http://schemas.openxmlformats.org/drawingml/2006/wordprocessingDrawing" xmlns:wpg="http://schemas.microsoft.com/office/word/2010/wordprocessingGroup" xmlns:wpi="http://schemas.microsoft.com/office/word/2010/wordprocessingInk" xmlns:wps="http://schemas.microsoft.com/office/word/2010/wordprocessingShape" xmlns:o="urn:schemas-microsoft-com:office:office" xmlns:v="urn:schemas-microsoft-com:vml" xmlns:w10="urn:schemas-microsoft-com:office:word" xmlns:w="http://schemas.openxmlformats.org/wordprocessingml/2006/main" xmlns:w14="http://schemas.microsoft.com/office/word/2010/wordml" xmlns:w15="http://schemas.microsoft.com/office/word/2012/wordml" xmlns:w16cex="http://schemas.microsoft.com/office/word/2018/wordml/cex" xmlns:w16cid="http://schemas.microsoft.com/office/word/2016/wordml/cid" xmlns:w16="http://schemas.microsoft.com/office/word/2018/wordml" xmlns:w16sdtdh="http://schemas.microsoft.com/office/word/2020/wordml/sdtdatahash" xmlns:w16sdtfl="http://schemas.microsoft.com/office/word/2024/wordml/sdtformatlock" xmlns:w16se="http://schemas.microsoft.com/office/word/2015/wordml/symex" xmlns:w16du="http://schemas.microsoft.com/office/word/2023/wordml/word16du" xmlns:wne="http://schemas.microsoft.com/office/word/2006/wordml" mc:Ignorable="w14 w15 w16se w16cid w16 w16cex w16sdtdh w16sdtfl w16du wp14">
   <w:p>
     <w:pPr>
       <w:pStyle w:val="Footer"/>
@@ -4756,7 +4676,7 @@
 </file>
 
 <file path=word/footnotes.xml><?xml version="1.0" encoding="utf-8"?>
-<w:footnotes xmlns:wpc="http://schemas.microsoft.com/office/word/2010/wordprocessingCanvas" xmlns:cx="http://schemas.microsoft.com/office/drawing/2014/chartex" xmlns:cx1="http://schemas.microsoft.com/office/drawing/2015/9/8/chartex" xmlns:cx2="http://schemas.microsoft.com/office/drawing/2015/10/21/chartex" xmlns:cx3="http://schemas.microsoft.com/office/drawing/2016/5/9/chartex" xmlns:cx4="http://schemas.microsoft.com/office/drawing/2016/5/10/chartex" xmlns:cx5="http://schemas.microsoft.com/office/drawing/2016/5/11/chartex" xmlns:cx6="http://schemas.microsoft.com/office/drawing/2016/5/12/chartex" xmlns:cx7="http://schemas.microsoft.com/office/drawing/2016/5/13/chartex" xmlns:cx8="http://schemas.microsoft.com/office/drawing/2016/5/14/chartex" xmlns:mc="http://schemas.openxmlformats.org/markup-compatibility/2006" xmlns:aink="http://schemas.microsoft.com/office/drawing/2016/ink" xmlns:am3d="http://schemas.microsoft.com/office/drawing/2017/model3d" xmlns:o="urn:schemas-microsoft-com:office:office" xmlns:oel="http://schemas.microsoft.com/office/2019/extlst" xmlns:r="http://schemas.openxmlformats.org/officeDocument/2006/relationships" xmlns:m="http://schemas.openxmlformats.org/officeDocument/2006/math" xmlns:v="urn:schemas-microsoft-com:vml" xmlns:wp14="http://schemas.microsoft.com/office/word/2010/wordprocessingDrawing" xmlns:wp="http://schemas.openxmlformats.org/drawingml/2006/wordprocessingDrawing" xmlns:w10="urn:schemas-microsoft-com:office:word" xmlns:w="http://schemas.openxmlformats.org/wordprocessingml/2006/main" xmlns:w14="http://schemas.microsoft.com/office/word/2010/wordml" xmlns:w15="http://schemas.microsoft.com/office/word/2012/wordml" xmlns:w16cex="http://schemas.microsoft.com/office/word/2018/wordml/cex" xmlns:w16cid="http://schemas.microsoft.com/office/word/2016/wordml/cid" xmlns:w16="http://schemas.microsoft.com/office/word/2018/wordml" xmlns:w16du="http://schemas.microsoft.com/office/word/2023/wordml/word16du" xmlns:w16sdtdh="http://schemas.microsoft.com/office/word/2020/wordml/sdtdatahash" xmlns:w16sdtfl="http://schemas.microsoft.com/office/word/2024/wordml/sdtformatlock" xmlns:w16se="http://schemas.microsoft.com/office/word/2015/wordml/symex" xmlns:wpg="http://schemas.microsoft.com/office/word/2010/wordprocessingGroup" xmlns:wpi="http://schemas.microsoft.com/office/word/2010/wordprocessingInk" xmlns:wne="http://schemas.microsoft.com/office/word/2006/wordml" xmlns:wps="http://schemas.microsoft.com/office/word/2010/wordprocessingShape" mc:Ignorable="w14 w15 w16se w16cid w16 w16cex w16sdtdh w16sdtfl w16du wp14">
+<w:footnotes xmlns:wpc="http://schemas.microsoft.com/office/word/2010/wordprocessingCanvas" xmlns:cx="http://schemas.microsoft.com/office/drawing/2014/chartex" xmlns:cx1="http://schemas.microsoft.com/office/drawing/2015/9/8/chartex" xmlns:cx2="http://schemas.microsoft.com/office/drawing/2015/10/21/chartex" xmlns:cx3="http://schemas.microsoft.com/office/drawing/2016/5/9/chartex" xmlns:cx4="http://schemas.microsoft.com/office/drawing/2016/5/10/chartex" xmlns:cx5="http://schemas.microsoft.com/office/drawing/2016/5/11/chartex" xmlns:cx6="http://schemas.microsoft.com/office/drawing/2016/5/12/chartex" xmlns:cx7="http://schemas.microsoft.com/office/drawing/2016/5/13/chartex" xmlns:cx8="http://schemas.microsoft.com/office/drawing/2016/5/14/chartex" xmlns:mc="http://schemas.openxmlformats.org/markup-compatibility/2006" xmlns:m="http://schemas.openxmlformats.org/officeDocument/2006/math" xmlns:aink="http://schemas.microsoft.com/office/drawing/2016/ink" xmlns:am3d="http://schemas.microsoft.com/office/drawing/2017/model3d" xmlns:oel="http://schemas.microsoft.com/office/2019/extlst" xmlns:r="http://schemas.openxmlformats.org/officeDocument/2006/relationships" xmlns:wp14="http://schemas.microsoft.com/office/word/2010/wordprocessingDrawing" xmlns:wp="http://schemas.openxmlformats.org/drawingml/2006/wordprocessingDrawing" xmlns:wpg="http://schemas.microsoft.com/office/word/2010/wordprocessingGroup" xmlns:wpi="http://schemas.microsoft.com/office/word/2010/wordprocessingInk" xmlns:wps="http://schemas.microsoft.com/office/word/2010/wordprocessingShape" xmlns:o="urn:schemas-microsoft-com:office:office" xmlns:v="urn:schemas-microsoft-com:vml" xmlns:w10="urn:schemas-microsoft-com:office:word" xmlns:w="http://schemas.openxmlformats.org/wordprocessingml/2006/main" xmlns:w14="http://schemas.microsoft.com/office/word/2010/wordml" xmlns:w15="http://schemas.microsoft.com/office/word/2012/wordml" xmlns:w16cex="http://schemas.microsoft.com/office/word/2018/wordml/cex" xmlns:w16cid="http://schemas.microsoft.com/office/word/2016/wordml/cid" xmlns:w16="http://schemas.microsoft.com/office/word/2018/wordml" xmlns:w16sdtdh="http://schemas.microsoft.com/office/word/2020/wordml/sdtdatahash" xmlns:w16sdtfl="http://schemas.microsoft.com/office/word/2024/wordml/sdtformatlock" xmlns:w16se="http://schemas.microsoft.com/office/word/2015/wordml/symex" xmlns:w16du="http://schemas.microsoft.com/office/word/2023/wordml/word16du" xmlns:wne="http://schemas.microsoft.com/office/word/2006/wordml" mc:Ignorable="w14 w15 w16se w16cid w16 w16cex w16sdtdh w16sdtfl w16du wp14">
   <w:footnote w:type="separator" w:id="-1">
     <w:p>
       <w:pPr>
@@ -4781,7 +4701,7 @@
 </file>
 
 <file path=word/header1.xml><?xml version="1.0" encoding="utf-8"?>
-<w:hdr xmlns:wpc="http://schemas.microsoft.com/office/word/2010/wordprocessingCanvas" xmlns:cx="http://schemas.microsoft.com/office/drawing/2014/chartex" xmlns:cx1="http://schemas.microsoft.com/office/drawing/2015/9/8/chartex" xmlns:cx2="http://schemas.microsoft.com/office/drawing/2015/10/21/chartex" xmlns:cx3="http://schemas.microsoft.com/office/drawing/2016/5/9/chartex" xmlns:cx4="http://schemas.microsoft.com/office/drawing/2016/5/10/chartex" xmlns:cx5="http://schemas.microsoft.com/office/drawing/2016/5/11/chartex" xmlns:cx6="http://schemas.microsoft.com/office/drawing/2016/5/12/chartex" xmlns:cx7="http://schemas.microsoft.com/office/drawing/2016/5/13/chartex" xmlns:cx8="http://schemas.microsoft.com/office/drawing/2016/5/14/chartex" xmlns:mc="http://schemas.openxmlformats.org/markup-compatibility/2006" xmlns:aink="http://schemas.microsoft.com/office/drawing/2016/ink" xmlns:am3d="http://schemas.microsoft.com/office/drawing/2017/model3d" xmlns:o="urn:schemas-microsoft-com:office:office" xmlns:oel="http://schemas.microsoft.com/office/2019/extlst" xmlns:r="http://schemas.openxmlformats.org/officeDocument/2006/relationships" xmlns:m="http://schemas.openxmlformats.org/officeDocument/2006/math" xmlns:v="urn:schemas-microsoft-com:vml" xmlns:wp14="http://schemas.microsoft.com/office/word/2010/wordprocessingDrawing" xmlns:wp="http://schemas.openxmlformats.org/drawingml/2006/wordprocessingDrawing" xmlns:w10="urn:schemas-microsoft-com:office:word" xmlns:w="http://schemas.openxmlformats.org/wordprocessingml/2006/main" xmlns:w14="http://schemas.microsoft.com/office/word/2010/wordml" xmlns:w15="http://schemas.microsoft.com/office/word/2012/wordml" xmlns:w16cex="http://schemas.microsoft.com/office/word/2018/wordml/cex" xmlns:w16cid="http://schemas.microsoft.com/office/word/2016/wordml/cid" xmlns:w16="http://schemas.microsoft.com/office/word/2018/wordml" xmlns:w16du="http://schemas.microsoft.com/office/word/2023/wordml/word16du" xmlns:w16sdtdh="http://schemas.microsoft.com/office/word/2020/wordml/sdtdatahash" xmlns:w16sdtfl="http://schemas.microsoft.com/office/word/2024/wordml/sdtformatlock" xmlns:w16se="http://schemas.microsoft.com/office/word/2015/wordml/symex" xmlns:wpg="http://schemas.microsoft.com/office/word/2010/wordprocessingGroup" xmlns:wpi="http://schemas.microsoft.com/office/word/2010/wordprocessingInk" xmlns:wne="http://schemas.microsoft.com/office/word/2006/wordml" xmlns:wps="http://schemas.microsoft.com/office/word/2010/wordprocessingShape" mc:Ignorable="w14 w15 w16se w16cid w16 w16cex w16sdtdh w16sdtfl w16du wp14">
+<w:hdr xmlns:wpc="http://schemas.microsoft.com/office/word/2010/wordprocessingCanvas" xmlns:cx="http://schemas.microsoft.com/office/drawing/2014/chartex" xmlns:cx1="http://schemas.microsoft.com/office/drawing/2015/9/8/chartex" xmlns:cx2="http://schemas.microsoft.com/office/drawing/2015/10/21/chartex" xmlns:cx3="http://schemas.microsoft.com/office/drawing/2016/5/9/chartex" xmlns:cx4="http://schemas.microsoft.com/office/drawing/2016/5/10/chartex" xmlns:cx5="http://schemas.microsoft.com/office/drawing/2016/5/11/chartex" xmlns:cx6="http://schemas.microsoft.com/office/drawing/2016/5/12/chartex" xmlns:cx7="http://schemas.microsoft.com/office/drawing/2016/5/13/chartex" xmlns:cx8="http://schemas.microsoft.com/office/drawing/2016/5/14/chartex" xmlns:mc="http://schemas.openxmlformats.org/markup-compatibility/2006" xmlns:m="http://schemas.openxmlformats.org/officeDocument/2006/math" xmlns:aink="http://schemas.microsoft.com/office/drawing/2016/ink" xmlns:am3d="http://schemas.microsoft.com/office/drawing/2017/model3d" xmlns:oel="http://schemas.microsoft.com/office/2019/extlst" xmlns:r="http://schemas.openxmlformats.org/officeDocument/2006/relationships" xmlns:wp14="http://schemas.microsoft.com/office/word/2010/wordprocessingDrawing" xmlns:wp="http://schemas.openxmlformats.org/drawingml/2006/wordprocessingDrawing" xmlns:wpg="http://schemas.microsoft.com/office/word/2010/wordprocessingGroup" xmlns:wpi="http://schemas.microsoft.com/office/word/2010/wordprocessingInk" xmlns:wps="http://schemas.microsoft.com/office/word/2010/wordprocessingShape" xmlns:o="urn:schemas-microsoft-com:office:office" xmlns:v="urn:schemas-microsoft-com:vml" xmlns:w10="urn:schemas-microsoft-com:office:word" xmlns:w="http://schemas.openxmlformats.org/wordprocessingml/2006/main" xmlns:w14="http://schemas.microsoft.com/office/word/2010/wordml" xmlns:w15="http://schemas.microsoft.com/office/word/2012/wordml" xmlns:w16cex="http://schemas.microsoft.com/office/word/2018/wordml/cex" xmlns:w16cid="http://schemas.microsoft.com/office/word/2016/wordml/cid" xmlns:w16="http://schemas.microsoft.com/office/word/2018/wordml" xmlns:w16sdtdh="http://schemas.microsoft.com/office/word/2020/wordml/sdtdatahash" xmlns:w16sdtfl="http://schemas.microsoft.com/office/word/2024/wordml/sdtformatlock" xmlns:w16se="http://schemas.microsoft.com/office/word/2015/wordml/symex" xmlns:w16du="http://schemas.microsoft.com/office/word/2023/wordml/word16du" xmlns:wne="http://schemas.microsoft.com/office/word/2006/wordml" mc:Ignorable="w14 w15 w16se w16cid w16 w16cex w16sdtdh w16sdtfl w16du wp14">
   <w:p>
     <w:pPr>
       <w:pStyle w:val="Header"/>
@@ -4791,7 +4711,7 @@
 </file>
 
 <file path=word/header2.xml><?xml version="1.0" encoding="utf-8"?>
-<w:hdr xmlns:wpc="http://schemas.microsoft.com/office/word/2010/wordprocessingCanvas" xmlns:cx="http://schemas.microsoft.com/office/drawing/2014/chartex" xmlns:cx1="http://schemas.microsoft.com/office/drawing/2015/9/8/chartex" xmlns:cx2="http://schemas.microsoft.com/office/drawing/2015/10/21/chartex" xmlns:cx3="http://schemas.microsoft.com/office/drawing/2016/5/9/chartex" xmlns:cx4="http://schemas.microsoft.com/office/drawing/2016/5/10/chartex" xmlns:cx5="http://schemas.microsoft.com/office/drawing/2016/5/11/chartex" xmlns:cx6="http://schemas.microsoft.com/office/drawing/2016/5/12/chartex" xmlns:cx7="http://schemas.microsoft.com/office/drawing/2016/5/13/chartex" xmlns:cx8="http://schemas.microsoft.com/office/drawing/2016/5/14/chartex" xmlns:mc="http://schemas.openxmlformats.org/markup-compatibility/2006" xmlns:aink="http://schemas.microsoft.com/office/drawing/2016/ink" xmlns:am3d="http://schemas.microsoft.com/office/drawing/2017/model3d" xmlns:o="urn:schemas-microsoft-com:office:office" xmlns:oel="http://schemas.microsoft.com/office/2019/extlst" xmlns:r="http://schemas.openxmlformats.org/officeDocument/2006/relationships" xmlns:m="http://schemas.openxmlformats.org/officeDocument/2006/math" xmlns:v="urn:schemas-microsoft-com:vml" xmlns:wp14="http://schemas.microsoft.com/office/word/2010/wordprocessingDrawing" xmlns:wp="http://schemas.openxmlformats.org/drawingml/2006/wordprocessingDrawing" xmlns:w10="urn:schemas-microsoft-com:office:word" xmlns:w="http://schemas.openxmlformats.org/wordprocessingml/2006/main" xmlns:w14="http://schemas.microsoft.com/office/word/2010/wordml" xmlns:w15="http://schemas.microsoft.com/office/word/2012/wordml" xmlns:w16cex="http://schemas.microsoft.com/office/word/2018/wordml/cex" xmlns:w16cid="http://schemas.microsoft.com/office/word/2016/wordml/cid" xmlns:w16="http://schemas.microsoft.com/office/word/2018/wordml" xmlns:w16du="http://schemas.microsoft.com/office/word/2023/wordml/word16du" xmlns:w16sdtdh="http://schemas.microsoft.com/office/word/2020/wordml/sdtdatahash" xmlns:w16sdtfl="http://schemas.microsoft.com/office/word/2024/wordml/sdtformatlock" xmlns:w16se="http://schemas.microsoft.com/office/word/2015/wordml/symex" xmlns:wpg="http://schemas.microsoft.com/office/word/2010/wordprocessingGroup" xmlns:wpi="http://schemas.microsoft.com/office/word/2010/wordprocessingInk" xmlns:wne="http://schemas.microsoft.com/office/word/2006/wordml" xmlns:wps="http://schemas.microsoft.com/office/word/2010/wordprocessingShape" mc:Ignorable="w14 w15 w16se w16cid w16 w16cex w16sdtdh w16sdtfl w16du wp14">
+<w:hdr xmlns:wpc="http://schemas.microsoft.com/office/word/2010/wordprocessingCanvas" xmlns:cx="http://schemas.microsoft.com/office/drawing/2014/chartex" xmlns:cx1="http://schemas.microsoft.com/office/drawing/2015/9/8/chartex" xmlns:cx2="http://schemas.microsoft.com/office/drawing/2015/10/21/chartex" xmlns:cx3="http://schemas.microsoft.com/office/drawing/2016/5/9/chartex" xmlns:cx4="http://schemas.microsoft.com/office/drawing/2016/5/10/chartex" xmlns:cx5="http://schemas.microsoft.com/office/drawing/2016/5/11/chartex" xmlns:cx6="http://schemas.microsoft.com/office/drawing/2016/5/12/chartex" xmlns:cx7="http://schemas.microsoft.com/office/drawing/2016/5/13/chartex" xmlns:cx8="http://schemas.microsoft.com/office/drawing/2016/5/14/chartex" xmlns:mc="http://schemas.openxmlformats.org/markup-compatibility/2006" xmlns:m="http://schemas.openxmlformats.org/officeDocument/2006/math" xmlns:aink="http://schemas.microsoft.com/office/drawing/2016/ink" xmlns:am3d="http://schemas.microsoft.com/office/drawing/2017/model3d" xmlns:oel="http://schemas.microsoft.com/office/2019/extlst" xmlns:r="http://schemas.openxmlformats.org/officeDocument/2006/relationships" xmlns:wp14="http://schemas.microsoft.com/office/word/2010/wordprocessingDrawing" xmlns:wp="http://schemas.openxmlformats.org/drawingml/2006/wordprocessingDrawing" xmlns:wpg="http://schemas.microsoft.com/office/word/2010/wordprocessingGroup" xmlns:wpi="http://schemas.microsoft.com/office/word/2010/wordprocessingInk" xmlns:wps="http://schemas.microsoft.com/office/word/2010/wordprocessingShape" xmlns:o="urn:schemas-microsoft-com:office:office" xmlns:v="urn:schemas-microsoft-com:vml" xmlns:w10="urn:schemas-microsoft-com:office:word" xmlns:w="http://schemas.openxmlformats.org/wordprocessingml/2006/main" xmlns:w14="http://schemas.microsoft.com/office/word/2010/wordml" xmlns:w15="http://schemas.microsoft.com/office/word/2012/wordml" xmlns:w16cex="http://schemas.microsoft.com/office/word/2018/wordml/cex" xmlns:w16cid="http://schemas.microsoft.com/office/word/2016/wordml/cid" xmlns:w16="http://schemas.microsoft.com/office/word/2018/wordml" xmlns:w16sdtdh="http://schemas.microsoft.com/office/word/2020/wordml/sdtdatahash" xmlns:w16sdtfl="http://schemas.microsoft.com/office/word/2024/wordml/sdtformatlock" xmlns:w16se="http://schemas.microsoft.com/office/word/2015/wordml/symex" xmlns:w16du="http://schemas.microsoft.com/office/word/2023/wordml/word16du" xmlns:wne="http://schemas.microsoft.com/office/word/2006/wordml" mc:Ignorable="w14 w15 w16se w16cid w16 w16cex w16sdtdh w16sdtfl w16du wp14">
   <w:p>
     <w:pPr>
       <w:spacing w:after="0" w:line="240" w:lineRule="auto"/>
@@ -4804,7 +4724,7 @@
 </file>
 
 <file path=word/header3.xml><?xml version="1.0" encoding="utf-8"?>
-<w:hdr xmlns:wpc="http://schemas.microsoft.com/office/word/2010/wordprocessingCanvas" xmlns:cx="http://schemas.microsoft.com/office/drawing/2014/chartex" xmlns:cx1="http://schemas.microsoft.com/office/drawing/2015/9/8/chartex" xmlns:cx2="http://schemas.microsoft.com/office/drawing/2015/10/21/chartex" xmlns:cx3="http://schemas.microsoft.com/office/drawing/2016/5/9/chartex" xmlns:cx4="http://schemas.microsoft.com/office/drawing/2016/5/10/chartex" xmlns:cx5="http://schemas.microsoft.com/office/drawing/2016/5/11/chartex" xmlns:cx6="http://schemas.microsoft.com/office/drawing/2016/5/12/chartex" xmlns:cx7="http://schemas.microsoft.com/office/drawing/2016/5/13/chartex" xmlns:cx8="http://schemas.microsoft.com/office/drawing/2016/5/14/chartex" xmlns:mc="http://schemas.openxmlformats.org/markup-compatibility/2006" xmlns:aink="http://schemas.microsoft.com/office/drawing/2016/ink" xmlns:am3d="http://schemas.microsoft.com/office/drawing/2017/model3d" xmlns:o="urn:schemas-microsoft-com:office:office" xmlns:oel="http://schemas.microsoft.com/office/2019/extlst" xmlns:r="http://schemas.openxmlformats.org/officeDocument/2006/relationships" xmlns:m="http://schemas.openxmlformats.org/officeDocument/2006/math" xmlns:v="urn:schemas-microsoft-com:vml" xmlns:wp14="http://schemas.microsoft.com/office/word/2010/wordprocessingDrawing" xmlns:wp="http://schemas.openxmlformats.org/drawingml/2006/wordprocessingDrawing" xmlns:w10="urn:schemas-microsoft-com:office:word" xmlns:w="http://schemas.openxmlformats.org/wordprocessingml/2006/main" xmlns:w14="http://schemas.microsoft.com/office/word/2010/wordml" xmlns:w15="http://schemas.microsoft.com/office/word/2012/wordml" xmlns:w16cex="http://schemas.microsoft.com/office/word/2018/wordml/cex" xmlns:w16cid="http://schemas.microsoft.com/office/word/2016/wordml/cid" xmlns:w16="http://schemas.microsoft.com/office/word/2018/wordml" xmlns:w16du="http://schemas.microsoft.com/office/word/2023/wordml/word16du" xmlns:w16sdtdh="http://schemas.microsoft.com/office/word/2020/wordml/sdtdatahash" xmlns:w16sdtfl="http://schemas.microsoft.com/office/word/2024/wordml/sdtformatlock" xmlns:w16se="http://schemas.microsoft.com/office/word/2015/wordml/symex" xmlns:wpg="http://schemas.microsoft.com/office/word/2010/wordprocessingGroup" xmlns:wpi="http://schemas.microsoft.com/office/word/2010/wordprocessingInk" xmlns:wne="http://schemas.microsoft.com/office/word/2006/wordml" xmlns:wps="http://schemas.microsoft.com/office/word/2010/wordprocessingShape" mc:Ignorable="w14 w15 w16se w16cid w16 w16cex w16sdtdh w16sdtfl w16du wp14">
+<w:hdr xmlns:wpc="http://schemas.microsoft.com/office/word/2010/wordprocessingCanvas" xmlns:cx="http://schemas.microsoft.com/office/drawing/2014/chartex" xmlns:cx1="http://schemas.microsoft.com/office/drawing/2015/9/8/chartex" xmlns:cx2="http://schemas.microsoft.com/office/drawing/2015/10/21/chartex" xmlns:cx3="http://schemas.microsoft.com/office/drawing/2016/5/9/chartex" xmlns:cx4="http://schemas.microsoft.com/office/drawing/2016/5/10/chartex" xmlns:cx5="http://schemas.microsoft.com/office/drawing/2016/5/11/chartex" xmlns:cx6="http://schemas.microsoft.com/office/drawing/2016/5/12/chartex" xmlns:cx7="http://schemas.microsoft.com/office/drawing/2016/5/13/chartex" xmlns:cx8="http://schemas.microsoft.com/office/drawing/2016/5/14/chartex" xmlns:mc="http://schemas.openxmlformats.org/markup-compatibility/2006" xmlns:m="http://schemas.openxmlformats.org/officeDocument/2006/math" xmlns:aink="http://schemas.microsoft.com/office/drawing/2016/ink" xmlns:am3d="http://schemas.microsoft.com/office/drawing/2017/model3d" xmlns:oel="http://schemas.microsoft.com/office/2019/extlst" xmlns:r="http://schemas.openxmlformats.org/officeDocument/2006/relationships" xmlns:wp14="http://schemas.microsoft.com/office/word/2010/wordprocessingDrawing" xmlns:wp="http://schemas.openxmlformats.org/drawingml/2006/wordprocessingDrawing" xmlns:wpg="http://schemas.microsoft.com/office/word/2010/wordprocessingGroup" xmlns:wpi="http://schemas.microsoft.com/office/word/2010/wordprocessingInk" xmlns:wps="http://schemas.microsoft.com/office/word/2010/wordprocessingShape" xmlns:o="urn:schemas-microsoft-com:office:office" xmlns:v="urn:schemas-microsoft-com:vml" xmlns:w10="urn:schemas-microsoft-com:office:word" xmlns:w="http://schemas.openxmlformats.org/wordprocessingml/2006/main" xmlns:w14="http://schemas.microsoft.com/office/word/2010/wordml" xmlns:w15="http://schemas.microsoft.com/office/word/2012/wordml" xmlns:w16cex="http://schemas.microsoft.com/office/word/2018/wordml/cex" xmlns:w16cid="http://schemas.microsoft.com/office/word/2016/wordml/cid" xmlns:w16="http://schemas.microsoft.com/office/word/2018/wordml" xmlns:w16sdtdh="http://schemas.microsoft.com/office/word/2020/wordml/sdtdatahash" xmlns:w16sdtfl="http://schemas.microsoft.com/office/word/2024/wordml/sdtformatlock" xmlns:w16se="http://schemas.microsoft.com/office/word/2015/wordml/symex" xmlns:w16du="http://schemas.microsoft.com/office/word/2023/wordml/word16du" xmlns:wne="http://schemas.microsoft.com/office/word/2006/wordml" mc:Ignorable="w14 w15 w16se w16cid w16 w16cex w16sdtdh w16sdtfl w16du wp14">
   <w:p>
     <w:pPr>
       <w:pStyle w:val="Header"/>
@@ -4814,7 +4734,7 @@
 </file>
 
 <file path=word/styles.xml><?xml version="1.0" encoding="utf-8"?>
-<w:styles xmlns:mc="http://schemas.openxmlformats.org/markup-compatibility/2006" xmlns:r="http://schemas.openxmlformats.org/officeDocument/2006/relationships" xmlns:w="http://schemas.openxmlformats.org/wordprocessingml/2006/main" xmlns:w14="http://schemas.microsoft.com/office/word/2010/wordml" xmlns:w15="http://schemas.microsoft.com/office/word/2012/wordml" xmlns:w16cex="http://schemas.microsoft.com/office/word/2018/wordml/cex" xmlns:w16cid="http://schemas.microsoft.com/office/word/2016/wordml/cid" xmlns:w16="http://schemas.microsoft.com/office/word/2018/wordml" xmlns:w16du="http://schemas.microsoft.com/office/word/2023/wordml/word16du" xmlns:w16sdtdh="http://schemas.microsoft.com/office/word/2020/wordml/sdtdatahash" xmlns:w16sdtfl="http://schemas.microsoft.com/office/word/2024/wordml/sdtformatlock" xmlns:w16se="http://schemas.microsoft.com/office/word/2015/wordml/symex" mc:Ignorable="w14 w15 w16se w16cid w16 w16cex w16sdtdh w16sdtfl w16du">
+<w:styles xmlns:mc="http://schemas.openxmlformats.org/markup-compatibility/2006" xmlns:r="http://schemas.openxmlformats.org/officeDocument/2006/relationships" xmlns:w="http://schemas.openxmlformats.org/wordprocessingml/2006/main" xmlns:w14="http://schemas.microsoft.com/office/word/2010/wordml" xmlns:w15="http://schemas.microsoft.com/office/word/2012/wordml" xmlns:w16cex="http://schemas.microsoft.com/office/word/2018/wordml/cex" xmlns:w16cid="http://schemas.microsoft.com/office/word/2016/wordml/cid" xmlns:w16="http://schemas.microsoft.com/office/word/2018/wordml" xmlns:w16sdtdh="http://schemas.microsoft.com/office/word/2020/wordml/sdtdatahash" xmlns:w16sdtfl="http://schemas.microsoft.com/office/word/2024/wordml/sdtformatlock" xmlns:w16se="http://schemas.microsoft.com/office/word/2015/wordml/symex" xmlns:w16du="http://schemas.microsoft.com/office/word/2023/wordml/word16du" mc:Ignorable="w14 w15 w16se w16cid w16 w16cex w16sdtdh w16sdtfl w16du">
   <w:docDefaults>
     <w:rPrDefault>
       <w:rPr>
